--- a/ru/wisdom-stories/those-who-give-love-receive-love.docx
+++ b/ru/wisdom-stories/those-who-give-love-receive-love.docx
@@ -41,7 +41,7 @@
     </w:p>
     <w:p>
       <w:r>
-        <w:t>Вернувшись домой, Ли-Ли стала добавлять смесь в еду свекрови. Она готовила её любимые блюда, спрашивала о самочувствии и старалась выслушать там, где прежде непременно затеяла бы спор.</w:t>
+        <w:t>Вернувшись домой, Ли-Ли стала добавлять смесь в еду свекрови. Она готовила её любимые блюда, спрашивала о самочувствии и старалась выслушать её даже тогда, когда прежде непременно затеяла бы спор.</w:t>
       </w:r>
     </w:p>
     <w:p>
